--- a/华东理工大学学位论文框架.docx
+++ b/华东理工大学学位论文框架.docx
@@ -4,7 +4,7 @@
   <w:body>
     <w:p>
       <w:pPr>
-        <w:pStyle w:val="afa"/>
+        <w:pStyle w:val="afb"/>
       </w:pPr>
       <w:r>
         <w:rPr>
@@ -15,7 +15,7 @@
     </w:p>
     <w:p>
       <w:pPr>
-        <w:pStyle w:val="aff0"/>
+        <w:pStyle w:val="aff1"/>
       </w:pPr>
       <w:r>
         <w:rPr>
@@ -27,7 +27,7 @@
     </w:p>
     <w:p>
       <w:pPr>
-        <w:pStyle w:val="afa"/>
+        <w:pStyle w:val="afb"/>
       </w:pPr>
       <w:r>
         <w:rPr>
@@ -41,6 +41,9 @@
       <w:pPr>
         <w:pStyle w:val="a"/>
         <w:ind w:firstLine="480"/>
+        <w:rPr>
+          <w:rFonts w:hint="eastAsia"/>
+        </w:rPr>
       </w:pPr>
       <w:r>
         <w:t>23124</w:t>
@@ -50,15 +53,14 @@
       <w:pPr>
         <w:pStyle w:val="a"/>
         <w:ind w:firstLine="480"/>
+        <w:rPr>
+          <w:rFonts w:hint="eastAsia"/>
+        </w:rPr>
       </w:pPr>
     </w:p>
     <w:sectPr>
-      <w:headerReference w:type="even" r:id="rId7"/>
-      <w:headerReference w:type="default" r:id="rId8"/>
-      <w:footerReference w:type="even" r:id="rId9"/>
-      <w:footerReference w:type="default" r:id="rId10"/>
-      <w:headerReference w:type="first" r:id="rId11"/>
-      <w:footerReference w:type="first" r:id="rId12"/>
+      <w:headerReference w:type="default" r:id="rId7"/>
+      <w:footerReference w:type="default" r:id="rId8"/>
       <w:pgSz w:w="11906" w:h="16838" w:code="9"/>
       <w:pgMar w:top="1588" w:right="1418" w:bottom="1418" w:left="1418" w:header="1134" w:footer="1134" w:gutter="0"/>
       <w:cols w:space="425"/>
@@ -98,19 +100,6 @@
 </file>
 
 <file path=word/footer1.xml><?xml version="1.0" encoding="utf-8"?>
-<w:ftr xmlns:wpc="http://schemas.microsoft.com/office/word/2010/wordprocessingCanvas" xmlns:cx="http://schemas.microsoft.com/office/drawing/2014/chartex" xmlns:cx1="http://schemas.microsoft.com/office/drawing/2015/9/8/chartex" xmlns:cx2="http://schemas.microsoft.com/office/drawing/2015/10/21/chartex" xmlns:cx3="http://schemas.microsoft.com/office/drawing/2016/5/9/chartex" xmlns:cx4="http://schemas.microsoft.com/office/drawing/2016/5/10/chartex" xmlns:cx5="http://schemas.microsoft.com/office/drawing/2016/5/11/chartex" xmlns:cx6="http://schemas.microsoft.com/office/drawing/2016/5/12/chartex" xmlns:cx7="http://schemas.microsoft.com/office/drawing/2016/5/13/chartex" xmlns:cx8="http://schemas.microsoft.com/office/drawing/2016/5/14/chartex" xmlns:mc="http://schemas.openxmlformats.org/markup-compatibility/2006" xmlns:aink="http://schemas.microsoft.com/office/drawing/2016/ink" xmlns:am3d="http://schemas.microsoft.com/office/drawing/2017/model3d" xmlns:o="urn:schemas-microsoft-com:office:office" xmlns:oel="http://schemas.microsoft.com/office/2019/extlst" xmlns:r="http://schemas.openxmlformats.org/officeDocument/2006/relationships" xmlns:m="http://schemas.openxmlformats.org/officeDocument/2006/math" xmlns:v="urn:schemas-microsoft-com:vml" xmlns:wp14="http://schemas.microsoft.com/office/word/2010/wordprocessingDrawing" xmlns:wp="http://schemas.openxmlformats.org/drawingml/2006/wordprocessingDrawing" xmlns:w10="urn:schemas-microsoft-com:office:word" xmlns:w="http://schemas.openxmlformats.org/wordprocessingml/2006/main" xmlns:w14="http://schemas.microsoft.com/office/word/2010/wordml" xmlns:w15="http://schemas.microsoft.com/office/word/2012/wordml" xmlns:w16cex="http://schemas.microsoft.com/office/word/2018/wordml/cex" xmlns:w16cid="http://schemas.microsoft.com/office/word/2016/wordml/cid" xmlns:w16="http://schemas.microsoft.com/office/word/2018/wordml" xmlns:w16du="http://schemas.microsoft.com/office/word/2023/wordml/word16du" xmlns:w16sdtdh="http://schemas.microsoft.com/office/word/2020/wordml/sdtdatahash" xmlns:w16sdtfl="http://schemas.microsoft.com/office/word/2024/wordml/sdtformatlock" xmlns:w16se="http://schemas.microsoft.com/office/word/2015/wordml/symex" xmlns:wpg="http://schemas.microsoft.com/office/word/2010/wordprocessingGroup" xmlns:wpi="http://schemas.microsoft.com/office/word/2010/wordprocessingInk" xmlns:wne="http://schemas.microsoft.com/office/word/2006/wordml" xmlns:wps="http://schemas.microsoft.com/office/word/2010/wordprocessingShape" mc:Ignorable="w14 w15 w16se w16cid w16 w16cex w16sdtdh w16sdtfl w16du wp14">
-  <w:p>
-    <w:pPr>
-      <w:pStyle w:val="af4"/>
-      <w:rPr>
-        <w:rFonts w:hint="eastAsia"/>
-      </w:rPr>
-    </w:pPr>
-  </w:p>
-</w:ftr>
-</file>
-
-<file path=word/footer2.xml><?xml version="1.0" encoding="utf-8"?>
 <w:ftr xmlns:wpc="http://schemas.microsoft.com/office/word/2010/wordprocessingCanvas" xmlns:cx="http://schemas.microsoft.com/office/drawing/2014/chartex" xmlns:cx1="http://schemas.microsoft.com/office/drawing/2015/9/8/chartex" xmlns:cx2="http://schemas.microsoft.com/office/drawing/2015/10/21/chartex" xmlns:cx3="http://schemas.microsoft.com/office/drawing/2016/5/9/chartex" xmlns:cx4="http://schemas.microsoft.com/office/drawing/2016/5/10/chartex" xmlns:cx5="http://schemas.microsoft.com/office/drawing/2016/5/11/chartex" xmlns:cx6="http://schemas.microsoft.com/office/drawing/2016/5/12/chartex" xmlns:cx7="http://schemas.microsoft.com/office/drawing/2016/5/13/chartex" xmlns:cx8="http://schemas.microsoft.com/office/drawing/2016/5/14/chartex" xmlns:mc="http://schemas.openxmlformats.org/markup-compatibility/2006" xmlns:aink="http://schemas.microsoft.com/office/drawing/2016/ink" xmlns:am3d="http://schemas.microsoft.com/office/drawing/2017/model3d" xmlns:o="urn:schemas-microsoft-com:office:office" xmlns:oel="http://schemas.microsoft.com/office/2019/extlst" xmlns:r="http://schemas.openxmlformats.org/officeDocument/2006/relationships" xmlns:m="http://schemas.openxmlformats.org/officeDocument/2006/math" xmlns:v="urn:schemas-microsoft-com:vml" xmlns:wp14="http://schemas.microsoft.com/office/word/2010/wordprocessingDrawing" xmlns:wp="http://schemas.openxmlformats.org/drawingml/2006/wordprocessingDrawing" xmlns:w10="urn:schemas-microsoft-com:office:word" xmlns:w="http://schemas.openxmlformats.org/wordprocessingml/2006/main" xmlns:w14="http://schemas.microsoft.com/office/word/2010/wordml" xmlns:w15="http://schemas.microsoft.com/office/word/2012/wordml" xmlns:w16cex="http://schemas.microsoft.com/office/word/2018/wordml/cex" xmlns:w16cid="http://schemas.microsoft.com/office/word/2016/wordml/cid" xmlns:w16="http://schemas.microsoft.com/office/word/2018/wordml" xmlns:w16du="http://schemas.microsoft.com/office/word/2023/wordml/word16du" xmlns:w16sdtdh="http://schemas.microsoft.com/office/word/2020/wordml/sdtdatahash" xmlns:w16sdtfl="http://schemas.microsoft.com/office/word/2024/wordml/sdtformatlock" xmlns:w16se="http://schemas.microsoft.com/office/word/2015/wordml/symex" xmlns:wpg="http://schemas.microsoft.com/office/word/2010/wordprocessingGroup" xmlns:wpi="http://schemas.microsoft.com/office/word/2010/wordprocessingInk" xmlns:wne="http://schemas.microsoft.com/office/word/2006/wordml" xmlns:wps="http://schemas.microsoft.com/office/word/2010/wordprocessingShape" mc:Ignorable="w14 w15 w16se w16cid w16 w16cex w16sdtdh w16sdtfl w16du wp14">
   <w:p>
     <w:pPr>
@@ -164,19 +153,6 @@
 </w:ftr>
 </file>
 
-<file path=word/footer3.xml><?xml version="1.0" encoding="utf-8"?>
-<w:ftr xmlns:wpc="http://schemas.microsoft.com/office/word/2010/wordprocessingCanvas" xmlns:cx="http://schemas.microsoft.com/office/drawing/2014/chartex" xmlns:cx1="http://schemas.microsoft.com/office/drawing/2015/9/8/chartex" xmlns:cx2="http://schemas.microsoft.com/office/drawing/2015/10/21/chartex" xmlns:cx3="http://schemas.microsoft.com/office/drawing/2016/5/9/chartex" xmlns:cx4="http://schemas.microsoft.com/office/drawing/2016/5/10/chartex" xmlns:cx5="http://schemas.microsoft.com/office/drawing/2016/5/11/chartex" xmlns:cx6="http://schemas.microsoft.com/office/drawing/2016/5/12/chartex" xmlns:cx7="http://schemas.microsoft.com/office/drawing/2016/5/13/chartex" xmlns:cx8="http://schemas.microsoft.com/office/drawing/2016/5/14/chartex" xmlns:mc="http://schemas.openxmlformats.org/markup-compatibility/2006" xmlns:aink="http://schemas.microsoft.com/office/drawing/2016/ink" xmlns:am3d="http://schemas.microsoft.com/office/drawing/2017/model3d" xmlns:o="urn:schemas-microsoft-com:office:office" xmlns:oel="http://schemas.microsoft.com/office/2019/extlst" xmlns:r="http://schemas.openxmlformats.org/officeDocument/2006/relationships" xmlns:m="http://schemas.openxmlformats.org/officeDocument/2006/math" xmlns:v="urn:schemas-microsoft-com:vml" xmlns:wp14="http://schemas.microsoft.com/office/word/2010/wordprocessingDrawing" xmlns:wp="http://schemas.openxmlformats.org/drawingml/2006/wordprocessingDrawing" xmlns:w10="urn:schemas-microsoft-com:office:word" xmlns:w="http://schemas.openxmlformats.org/wordprocessingml/2006/main" xmlns:w14="http://schemas.microsoft.com/office/word/2010/wordml" xmlns:w15="http://schemas.microsoft.com/office/word/2012/wordml" xmlns:w16cex="http://schemas.microsoft.com/office/word/2018/wordml/cex" xmlns:w16cid="http://schemas.microsoft.com/office/word/2016/wordml/cid" xmlns:w16="http://schemas.microsoft.com/office/word/2018/wordml" xmlns:w16du="http://schemas.microsoft.com/office/word/2023/wordml/word16du" xmlns:w16sdtdh="http://schemas.microsoft.com/office/word/2020/wordml/sdtdatahash" xmlns:w16sdtfl="http://schemas.microsoft.com/office/word/2024/wordml/sdtformatlock" xmlns:w16se="http://schemas.microsoft.com/office/word/2015/wordml/symex" xmlns:wpg="http://schemas.microsoft.com/office/word/2010/wordprocessingGroup" xmlns:wpi="http://schemas.microsoft.com/office/word/2010/wordprocessingInk" xmlns:wne="http://schemas.microsoft.com/office/word/2006/wordml" xmlns:wps="http://schemas.microsoft.com/office/word/2010/wordprocessingShape" mc:Ignorable="w14 w15 w16se w16cid w16 w16cex w16sdtdh w16sdtfl w16du wp14">
-  <w:p>
-    <w:pPr>
-      <w:pStyle w:val="af4"/>
-      <w:rPr>
-        <w:rFonts w:hint="eastAsia"/>
-      </w:rPr>
-    </w:pPr>
-  </w:p>
-</w:ftr>
-</file>
-
 <file path=word/footnotes.xml><?xml version="1.0" encoding="utf-8"?>
 <w:footnotes xmlns:wpc="http://schemas.microsoft.com/office/word/2010/wordprocessingCanvas" xmlns:cx="http://schemas.microsoft.com/office/drawing/2014/chartex" xmlns:cx1="http://schemas.microsoft.com/office/drawing/2015/9/8/chartex" xmlns:cx2="http://schemas.microsoft.com/office/drawing/2015/10/21/chartex" xmlns:cx3="http://schemas.microsoft.com/office/drawing/2016/5/9/chartex" xmlns:cx4="http://schemas.microsoft.com/office/drawing/2016/5/10/chartex" xmlns:cx5="http://schemas.microsoft.com/office/drawing/2016/5/11/chartex" xmlns:cx6="http://schemas.microsoft.com/office/drawing/2016/5/12/chartex" xmlns:cx7="http://schemas.microsoft.com/office/drawing/2016/5/13/chartex" xmlns:cx8="http://schemas.microsoft.com/office/drawing/2016/5/14/chartex" xmlns:mc="http://schemas.openxmlformats.org/markup-compatibility/2006" xmlns:aink="http://schemas.microsoft.com/office/drawing/2016/ink" xmlns:am3d="http://schemas.microsoft.com/office/drawing/2017/model3d" xmlns:o="urn:schemas-microsoft-com:office:office" xmlns:oel="http://schemas.microsoft.com/office/2019/extlst" xmlns:r="http://schemas.openxmlformats.org/officeDocument/2006/relationships" xmlns:m="http://schemas.openxmlformats.org/officeDocument/2006/math" xmlns:v="urn:schemas-microsoft-com:vml" xmlns:wp14="http://schemas.microsoft.com/office/word/2010/wordprocessingDrawing" xmlns:wp="http://schemas.openxmlformats.org/drawingml/2006/wordprocessingDrawing" xmlns:w10="urn:schemas-microsoft-com:office:word" xmlns:w="http://schemas.openxmlformats.org/wordprocessingml/2006/main" xmlns:w14="http://schemas.microsoft.com/office/word/2010/wordml" xmlns:w15="http://schemas.microsoft.com/office/word/2012/wordml" xmlns:w16cex="http://schemas.microsoft.com/office/word/2018/wordml/cex" xmlns:w16cid="http://schemas.microsoft.com/office/word/2016/wordml/cid" xmlns:w16="http://schemas.microsoft.com/office/word/2018/wordml" xmlns:w16du="http://schemas.microsoft.com/office/word/2023/wordml/word16du" xmlns:w16sdtdh="http://schemas.microsoft.com/office/word/2020/wordml/sdtdatahash" xmlns:w16sdtfl="http://schemas.microsoft.com/office/word/2024/wordml/sdtformatlock" xmlns:w16se="http://schemas.microsoft.com/office/word/2015/wordml/symex" xmlns:wpg="http://schemas.microsoft.com/office/word/2010/wordprocessingGroup" xmlns:wpi="http://schemas.microsoft.com/office/word/2010/wordprocessingInk" xmlns:wne="http://schemas.microsoft.com/office/word/2006/wordml" xmlns:wps="http://schemas.microsoft.com/office/word/2010/wordprocessingShape" mc:Ignorable="w14 w15 w16se w16cid w16 w16cex w16sdtdh w16sdtfl w16du wp14">
   <w:footnote w:type="separator" w:id="-1">
@@ -210,23 +186,7 @@
 <w:hdr xmlns:wpc="http://schemas.microsoft.com/office/word/2010/wordprocessingCanvas" xmlns:cx="http://schemas.microsoft.com/office/drawing/2014/chartex" xmlns:cx1="http://schemas.microsoft.com/office/drawing/2015/9/8/chartex" xmlns:cx2="http://schemas.microsoft.com/office/drawing/2015/10/21/chartex" xmlns:cx3="http://schemas.microsoft.com/office/drawing/2016/5/9/chartex" xmlns:cx4="http://schemas.microsoft.com/office/drawing/2016/5/10/chartex" xmlns:cx5="http://schemas.microsoft.com/office/drawing/2016/5/11/chartex" xmlns:cx6="http://schemas.microsoft.com/office/drawing/2016/5/12/chartex" xmlns:cx7="http://schemas.microsoft.com/office/drawing/2016/5/13/chartex" xmlns:cx8="http://schemas.microsoft.com/office/drawing/2016/5/14/chartex" xmlns:mc="http://schemas.openxmlformats.org/markup-compatibility/2006" xmlns:aink="http://schemas.microsoft.com/office/drawing/2016/ink" xmlns:am3d="http://schemas.microsoft.com/office/drawing/2017/model3d" xmlns:o="urn:schemas-microsoft-com:office:office" xmlns:oel="http://schemas.microsoft.com/office/2019/extlst" xmlns:r="http://schemas.openxmlformats.org/officeDocument/2006/relationships" xmlns:m="http://schemas.openxmlformats.org/officeDocument/2006/math" xmlns:v="urn:schemas-microsoft-com:vml" xmlns:wp14="http://schemas.microsoft.com/office/word/2010/wordprocessingDrawing" xmlns:wp="http://schemas.openxmlformats.org/drawingml/2006/wordprocessingDrawing" xmlns:w10="urn:schemas-microsoft-com:office:word" xmlns:w="http://schemas.openxmlformats.org/wordprocessingml/2006/main" xmlns:w14="http://schemas.microsoft.com/office/word/2010/wordml" xmlns:w15="http://schemas.microsoft.com/office/word/2012/wordml" xmlns:w16cex="http://schemas.microsoft.com/office/word/2018/wordml/cex" xmlns:w16cid="http://schemas.microsoft.com/office/word/2016/wordml/cid" xmlns:w16="http://schemas.microsoft.com/office/word/2018/wordml" xmlns:w16du="http://schemas.microsoft.com/office/word/2023/wordml/word16du" xmlns:w16sdtdh="http://schemas.microsoft.com/office/word/2020/wordml/sdtdatahash" xmlns:w16sdtfl="http://schemas.microsoft.com/office/word/2024/wordml/sdtformatlock" xmlns:w16se="http://schemas.microsoft.com/office/word/2015/wordml/symex" xmlns:wpg="http://schemas.microsoft.com/office/word/2010/wordprocessingGroup" xmlns:wpi="http://schemas.microsoft.com/office/word/2010/wordprocessingInk" xmlns:wne="http://schemas.microsoft.com/office/word/2006/wordml" xmlns:wps="http://schemas.microsoft.com/office/word/2010/wordprocessingShape" mc:Ignorable="w14 w15 w16se w16cid w16 w16cex w16sdtdh w16sdtfl w16du wp14">
   <w:p>
     <w:pPr>
-      <w:pStyle w:val="af2"/>
-      <w:rPr>
-        <w:rFonts w:hint="eastAsia"/>
-      </w:rPr>
-    </w:pPr>
-  </w:p>
-</w:hdr>
-</file>
-
-<file path=word/header2.xml><?xml version="1.0" encoding="utf-8"?>
-<w:hdr xmlns:wpc="http://schemas.microsoft.com/office/word/2010/wordprocessingCanvas" xmlns:cx="http://schemas.microsoft.com/office/drawing/2014/chartex" xmlns:cx1="http://schemas.microsoft.com/office/drawing/2015/9/8/chartex" xmlns:cx2="http://schemas.microsoft.com/office/drawing/2015/10/21/chartex" xmlns:cx3="http://schemas.microsoft.com/office/drawing/2016/5/9/chartex" xmlns:cx4="http://schemas.microsoft.com/office/drawing/2016/5/10/chartex" xmlns:cx5="http://schemas.microsoft.com/office/drawing/2016/5/11/chartex" xmlns:cx6="http://schemas.microsoft.com/office/drawing/2016/5/12/chartex" xmlns:cx7="http://schemas.microsoft.com/office/drawing/2016/5/13/chartex" xmlns:cx8="http://schemas.microsoft.com/office/drawing/2016/5/14/chartex" xmlns:mc="http://schemas.openxmlformats.org/markup-compatibility/2006" xmlns:aink="http://schemas.microsoft.com/office/drawing/2016/ink" xmlns:am3d="http://schemas.microsoft.com/office/drawing/2017/model3d" xmlns:o="urn:schemas-microsoft-com:office:office" xmlns:oel="http://schemas.microsoft.com/office/2019/extlst" xmlns:r="http://schemas.openxmlformats.org/officeDocument/2006/relationships" xmlns:m="http://schemas.openxmlformats.org/officeDocument/2006/math" xmlns:v="urn:schemas-microsoft-com:vml" xmlns:wp14="http://schemas.microsoft.com/office/word/2010/wordprocessingDrawing" xmlns:wp="http://schemas.openxmlformats.org/drawingml/2006/wordprocessingDrawing" xmlns:w10="urn:schemas-microsoft-com:office:word" xmlns:w="http://schemas.openxmlformats.org/wordprocessingml/2006/main" xmlns:w14="http://schemas.microsoft.com/office/word/2010/wordml" xmlns:w15="http://schemas.microsoft.com/office/word/2012/wordml" xmlns:w16cex="http://schemas.microsoft.com/office/word/2018/wordml/cex" xmlns:w16cid="http://schemas.microsoft.com/office/word/2016/wordml/cid" xmlns:w16="http://schemas.microsoft.com/office/word/2018/wordml" xmlns:w16du="http://schemas.microsoft.com/office/word/2023/wordml/word16du" xmlns:w16sdtdh="http://schemas.microsoft.com/office/word/2020/wordml/sdtdatahash" xmlns:w16sdtfl="http://schemas.microsoft.com/office/word/2024/wordml/sdtformatlock" xmlns:w16se="http://schemas.microsoft.com/office/word/2015/wordml/symex" xmlns:wpg="http://schemas.microsoft.com/office/word/2010/wordprocessingGroup" xmlns:wpi="http://schemas.microsoft.com/office/word/2010/wordprocessingInk" xmlns:wne="http://schemas.microsoft.com/office/word/2006/wordml" xmlns:wps="http://schemas.microsoft.com/office/word/2010/wordprocessingShape" mc:Ignorable="w14 w15 w16se w16cid w16 w16cex w16sdtdh w16sdtfl w16du wp14">
-  <w:p>
-    <w:pPr>
-      <w:pStyle w:val="afff"/>
-      <w:rPr>
-        <w:rFonts w:hint="eastAsia"/>
-      </w:rPr>
+      <w:pStyle w:val="afff0"/>
     </w:pPr>
     <w:r>
       <w:rPr>
@@ -234,19 +194,6 @@
       </w:rPr>
       <w:t>标题</w:t>
     </w:r>
-  </w:p>
-</w:hdr>
-</file>
-
-<file path=word/header3.xml><?xml version="1.0" encoding="utf-8"?>
-<w:hdr xmlns:wpc="http://schemas.microsoft.com/office/word/2010/wordprocessingCanvas" xmlns:cx="http://schemas.microsoft.com/office/drawing/2014/chartex" xmlns:cx1="http://schemas.microsoft.com/office/drawing/2015/9/8/chartex" xmlns:cx2="http://schemas.microsoft.com/office/drawing/2015/10/21/chartex" xmlns:cx3="http://schemas.microsoft.com/office/drawing/2016/5/9/chartex" xmlns:cx4="http://schemas.microsoft.com/office/drawing/2016/5/10/chartex" xmlns:cx5="http://schemas.microsoft.com/office/drawing/2016/5/11/chartex" xmlns:cx6="http://schemas.microsoft.com/office/drawing/2016/5/12/chartex" xmlns:cx7="http://schemas.microsoft.com/office/drawing/2016/5/13/chartex" xmlns:cx8="http://schemas.microsoft.com/office/drawing/2016/5/14/chartex" xmlns:mc="http://schemas.openxmlformats.org/markup-compatibility/2006" xmlns:aink="http://schemas.microsoft.com/office/drawing/2016/ink" xmlns:am3d="http://schemas.microsoft.com/office/drawing/2017/model3d" xmlns:o="urn:schemas-microsoft-com:office:office" xmlns:oel="http://schemas.microsoft.com/office/2019/extlst" xmlns:r="http://schemas.openxmlformats.org/officeDocument/2006/relationships" xmlns:m="http://schemas.openxmlformats.org/officeDocument/2006/math" xmlns:v="urn:schemas-microsoft-com:vml" xmlns:wp14="http://schemas.microsoft.com/office/word/2010/wordprocessingDrawing" xmlns:wp="http://schemas.openxmlformats.org/drawingml/2006/wordprocessingDrawing" xmlns:w10="urn:schemas-microsoft-com:office:word" xmlns:w="http://schemas.openxmlformats.org/wordprocessingml/2006/main" xmlns:w14="http://schemas.microsoft.com/office/word/2010/wordml" xmlns:w15="http://schemas.microsoft.com/office/word/2012/wordml" xmlns:w16cex="http://schemas.microsoft.com/office/word/2018/wordml/cex" xmlns:w16cid="http://schemas.microsoft.com/office/word/2016/wordml/cid" xmlns:w16="http://schemas.microsoft.com/office/word/2018/wordml" xmlns:w16du="http://schemas.microsoft.com/office/word/2023/wordml/word16du" xmlns:w16sdtdh="http://schemas.microsoft.com/office/word/2020/wordml/sdtdatahash" xmlns:w16sdtfl="http://schemas.microsoft.com/office/word/2024/wordml/sdtformatlock" xmlns:w16se="http://schemas.microsoft.com/office/word/2015/wordml/symex" xmlns:wpg="http://schemas.microsoft.com/office/word/2010/wordprocessingGroup" xmlns:wpi="http://schemas.microsoft.com/office/word/2010/wordprocessingInk" xmlns:wne="http://schemas.microsoft.com/office/word/2006/wordml" xmlns:wps="http://schemas.microsoft.com/office/word/2010/wordprocessingShape" mc:Ignorable="w14 w15 w16se w16cid w16 w16cex w16sdtdh w16sdtfl w16du wp14">
-  <w:p>
-    <w:pPr>
-      <w:pStyle w:val="af2"/>
-      <w:rPr>
-        <w:rFonts w:hint="eastAsia"/>
-      </w:rPr>
-    </w:pPr>
   </w:p>
 </w:hdr>
 </file>
@@ -578,6 +525,18 @@
   </w:num>
   <w:num w:numId="8" w16cid:durableId="1355382298">
     <w:abstractNumId w:val="0"/>
+  </w:num>
+  <w:num w:numId="9" w16cid:durableId="292685766">
+    <w:abstractNumId w:val="0"/>
+  </w:num>
+  <w:num w:numId="10" w16cid:durableId="1474836315">
+    <w:abstractNumId w:val="1"/>
+  </w:num>
+  <w:num w:numId="11" w16cid:durableId="1381172318">
+    <w:abstractNumId w:val="1"/>
+  </w:num>
+  <w:num w:numId="12" w16cid:durableId="666636860">
+    <w:abstractNumId w:val="1"/>
   </w:num>
 </w:numbering>
 </file>
@@ -976,7 +935,7 @@
   </w:latentStyles>
   <w:style w:type="paragraph" w:default="1" w:styleId="a3">
     <w:name w:val="Normal"/>
-    <w:rsid w:val="00A55E2E"/>
+    <w:rsid w:val="000726E4"/>
     <w:pPr>
       <w:widowControl w:val="0"/>
       <w:jc w:val="both"/>
@@ -988,7 +947,7 @@
     <w:next w:val="a3"/>
     <w:link w:val="10"/>
     <w:uiPriority w:val="9"/>
-    <w:rsid w:val="007046D0"/>
+    <w:rsid w:val="000726E4"/>
     <w:pPr>
       <w:keepNext/>
       <w:keepLines/>
@@ -1010,7 +969,7 @@
     <w:uiPriority w:val="9"/>
     <w:semiHidden/>
     <w:unhideWhenUsed/>
-    <w:rsid w:val="007046D0"/>
+    <w:rsid w:val="000726E4"/>
     <w:pPr>
       <w:keepNext/>
       <w:keepLines/>
@@ -1033,7 +992,7 @@
     <w:semiHidden/>
     <w:unhideWhenUsed/>
     <w:qFormat/>
-    <w:rsid w:val="007046D0"/>
+    <w:rsid w:val="000726E4"/>
     <w:pPr>
       <w:keepNext/>
       <w:keepLines/>
@@ -1056,7 +1015,7 @@
     <w:semiHidden/>
     <w:unhideWhenUsed/>
     <w:qFormat/>
-    <w:rsid w:val="007046D0"/>
+    <w:rsid w:val="000726E4"/>
     <w:pPr>
       <w:keepNext/>
       <w:keepLines/>
@@ -1079,7 +1038,7 @@
     <w:semiHidden/>
     <w:unhideWhenUsed/>
     <w:qFormat/>
-    <w:rsid w:val="007046D0"/>
+    <w:rsid w:val="000726E4"/>
     <w:pPr>
       <w:keepNext/>
       <w:keepLines/>
@@ -1102,7 +1061,7 @@
     <w:semiHidden/>
     <w:unhideWhenUsed/>
     <w:qFormat/>
-    <w:rsid w:val="007046D0"/>
+    <w:rsid w:val="000726E4"/>
     <w:pPr>
       <w:keepNext/>
       <w:keepLines/>
@@ -1125,7 +1084,7 @@
     <w:semiHidden/>
     <w:unhideWhenUsed/>
     <w:qFormat/>
-    <w:rsid w:val="007046D0"/>
+    <w:rsid w:val="000726E4"/>
     <w:pPr>
       <w:keepNext/>
       <w:keepLines/>
@@ -1148,7 +1107,7 @@
     <w:semiHidden/>
     <w:unhideWhenUsed/>
     <w:qFormat/>
-    <w:rsid w:val="007046D0"/>
+    <w:rsid w:val="000726E4"/>
     <w:pPr>
       <w:keepNext/>
       <w:keepLines/>
@@ -1168,7 +1127,7 @@
     <w:semiHidden/>
     <w:unhideWhenUsed/>
     <w:qFormat/>
-    <w:rsid w:val="007046D0"/>
+    <w:rsid w:val="000726E4"/>
     <w:pPr>
       <w:keepNext/>
       <w:keepLines/>
@@ -1184,6 +1143,7 @@
     <w:uiPriority w:val="1"/>
     <w:semiHidden/>
     <w:unhideWhenUsed/>
+    <w:rsid w:val="000726E4"/>
   </w:style>
   <w:style w:type="table" w:default="1" w:styleId="a5">
     <w:name w:val="Normal Table"/>
@@ -1205,13 +1165,14 @@
     <w:uiPriority w:val="99"/>
     <w:semiHidden/>
     <w:unhideWhenUsed/>
+    <w:rsid w:val="000726E4"/>
   </w:style>
   <w:style w:type="character" w:customStyle="1" w:styleId="10">
     <w:name w:val="标题 1 字符"/>
     <w:basedOn w:val="a4"/>
     <w:link w:val="1"/>
     <w:uiPriority w:val="9"/>
-    <w:rsid w:val="007046D0"/>
+    <w:rsid w:val="000726E4"/>
     <w:rPr>
       <w:rFonts w:asciiTheme="majorHAnsi" w:eastAsiaTheme="majorEastAsia" w:hAnsiTheme="majorHAnsi" w:cstheme="majorBidi"/>
       <w:color w:val="0F4761" w:themeColor="accent1" w:themeShade="BF"/>
@@ -1225,7 +1186,7 @@
     <w:link w:val="2"/>
     <w:uiPriority w:val="9"/>
     <w:semiHidden/>
-    <w:rsid w:val="007046D0"/>
+    <w:rsid w:val="000726E4"/>
     <w:rPr>
       <w:rFonts w:asciiTheme="majorHAnsi" w:eastAsiaTheme="majorEastAsia" w:hAnsiTheme="majorHAnsi" w:cstheme="majorBidi"/>
       <w:color w:val="0F4761" w:themeColor="accent1" w:themeShade="BF"/>
@@ -1239,7 +1200,7 @@
     <w:link w:val="3"/>
     <w:uiPriority w:val="9"/>
     <w:semiHidden/>
-    <w:rsid w:val="007046D0"/>
+    <w:rsid w:val="000726E4"/>
     <w:rPr>
       <w:rFonts w:asciiTheme="majorHAnsi" w:eastAsiaTheme="majorEastAsia" w:hAnsiTheme="majorHAnsi" w:cstheme="majorBidi"/>
       <w:color w:val="0F4761" w:themeColor="accent1" w:themeShade="BF"/>
@@ -1253,7 +1214,7 @@
     <w:link w:val="4"/>
     <w:uiPriority w:val="9"/>
     <w:semiHidden/>
-    <w:rsid w:val="007046D0"/>
+    <w:rsid w:val="000726E4"/>
     <w:rPr>
       <w:rFonts w:cstheme="majorBidi"/>
       <w:color w:val="0F4761" w:themeColor="accent1" w:themeShade="BF"/>
@@ -1267,7 +1228,7 @@
     <w:link w:val="5"/>
     <w:uiPriority w:val="9"/>
     <w:semiHidden/>
-    <w:rsid w:val="007046D0"/>
+    <w:rsid w:val="000726E4"/>
     <w:rPr>
       <w:rFonts w:cstheme="majorBidi"/>
       <w:color w:val="0F4761" w:themeColor="accent1" w:themeShade="BF"/>
@@ -1281,7 +1242,7 @@
     <w:link w:val="6"/>
     <w:uiPriority w:val="9"/>
     <w:semiHidden/>
-    <w:rsid w:val="007046D0"/>
+    <w:rsid w:val="000726E4"/>
     <w:rPr>
       <w:rFonts w:cstheme="majorBidi"/>
       <w:b/>
@@ -1295,7 +1256,7 @@
     <w:link w:val="7"/>
     <w:uiPriority w:val="9"/>
     <w:semiHidden/>
-    <w:rsid w:val="007046D0"/>
+    <w:rsid w:val="000726E4"/>
     <w:rPr>
       <w:rFonts w:cstheme="majorBidi"/>
       <w:b/>
@@ -1309,7 +1270,7 @@
     <w:link w:val="8"/>
     <w:uiPriority w:val="9"/>
     <w:semiHidden/>
-    <w:rsid w:val="007046D0"/>
+    <w:rsid w:val="000726E4"/>
     <w:rPr>
       <w:rFonts w:cstheme="majorBidi"/>
       <w:color w:val="595959" w:themeColor="text1" w:themeTint="A6"/>
@@ -1321,7 +1282,7 @@
     <w:link w:val="9"/>
     <w:uiPriority w:val="9"/>
     <w:semiHidden/>
-    <w:rsid w:val="007046D0"/>
+    <w:rsid w:val="000726E4"/>
     <w:rPr>
       <w:rFonts w:eastAsiaTheme="majorEastAsia" w:cstheme="majorBidi"/>
       <w:color w:val="595959" w:themeColor="text1" w:themeTint="A6"/>
@@ -1333,7 +1294,7 @@
     <w:next w:val="a3"/>
     <w:link w:val="a8"/>
     <w:uiPriority w:val="10"/>
-    <w:rsid w:val="00133B6D"/>
+    <w:rsid w:val="000726E4"/>
     <w:pPr>
       <w:spacing w:after="80"/>
       <w:contextualSpacing/>
@@ -1352,7 +1313,7 @@
     <w:basedOn w:val="a4"/>
     <w:link w:val="a7"/>
     <w:uiPriority w:val="10"/>
-    <w:rsid w:val="00133B6D"/>
+    <w:rsid w:val="000726E4"/>
     <w:rPr>
       <w:rFonts w:asciiTheme="majorHAnsi" w:eastAsiaTheme="majorEastAsia" w:hAnsiTheme="majorHAnsi" w:cstheme="majorBidi"/>
       <w:spacing w:val="-10"/>
@@ -1367,7 +1328,7 @@
     <w:next w:val="a3"/>
     <w:link w:val="aa"/>
     <w:uiPriority w:val="11"/>
-    <w:rsid w:val="007046D0"/>
+    <w:rsid w:val="000726E4"/>
     <w:pPr>
       <w:numPr>
         <w:ilvl w:val="1"/>
@@ -1388,7 +1349,7 @@
     <w:basedOn w:val="a4"/>
     <w:link w:val="a9"/>
     <w:uiPriority w:val="11"/>
-    <w:rsid w:val="007046D0"/>
+    <w:rsid w:val="000726E4"/>
     <w:rPr>
       <w:rFonts w:asciiTheme="majorHAnsi" w:eastAsiaTheme="majorEastAsia" w:hAnsiTheme="majorHAnsi" w:cstheme="majorBidi"/>
       <w:color w:val="595959" w:themeColor="text1" w:themeTint="A6"/>
@@ -1403,7 +1364,7 @@
     <w:next w:val="a3"/>
     <w:link w:val="ac"/>
     <w:uiPriority w:val="29"/>
-    <w:rsid w:val="007046D0"/>
+    <w:rsid w:val="000726E4"/>
     <w:pPr>
       <w:spacing w:before="160" w:after="160"/>
       <w:jc w:val="center"/>
@@ -1419,7 +1380,7 @@
     <w:basedOn w:val="a4"/>
     <w:link w:val="ab"/>
     <w:uiPriority w:val="29"/>
-    <w:rsid w:val="007046D0"/>
+    <w:rsid w:val="000726E4"/>
     <w:rPr>
       <w:i/>
       <w:iCs/>
@@ -1430,7 +1391,7 @@
     <w:name w:val="List Paragraph"/>
     <w:basedOn w:val="a3"/>
     <w:uiPriority w:val="34"/>
-    <w:rsid w:val="007046D0"/>
+    <w:rsid w:val="000726E4"/>
     <w:pPr>
       <w:ind w:left="720"/>
       <w:contextualSpacing/>
@@ -1440,7 +1401,7 @@
     <w:name w:val="Intense Emphasis"/>
     <w:basedOn w:val="a4"/>
     <w:uiPriority w:val="21"/>
-    <w:rsid w:val="007046D0"/>
+    <w:rsid w:val="000726E4"/>
     <w:rPr>
       <w:i/>
       <w:iCs/>
@@ -1453,7 +1414,7 @@
     <w:next w:val="a3"/>
     <w:link w:val="af0"/>
     <w:uiPriority w:val="30"/>
-    <w:rsid w:val="007046D0"/>
+    <w:rsid w:val="000726E4"/>
     <w:pPr>
       <w:pBdr>
         <w:top w:val="single" w:sz="4" w:space="10" w:color="0F4761" w:themeColor="accent1" w:themeShade="BF"/>
@@ -1474,7 +1435,7 @@
     <w:basedOn w:val="a4"/>
     <w:link w:val="af"/>
     <w:uiPriority w:val="30"/>
-    <w:rsid w:val="007046D0"/>
+    <w:rsid w:val="000726E4"/>
     <w:rPr>
       <w:i/>
       <w:iCs/>
@@ -1485,7 +1446,7 @@
     <w:name w:val="Intense Reference"/>
     <w:basedOn w:val="a4"/>
     <w:uiPriority w:val="32"/>
-    <w:rsid w:val="007046D0"/>
+    <w:rsid w:val="000726E4"/>
     <w:rPr>
       <w:b/>
       <w:bCs/>
@@ -1500,7 +1461,7 @@
     <w:link w:val="af3"/>
     <w:uiPriority w:val="99"/>
     <w:unhideWhenUsed/>
-    <w:rsid w:val="00B0572D"/>
+    <w:rsid w:val="000726E4"/>
     <w:pPr>
       <w:tabs>
         <w:tab w:val="center" w:pos="4153"/>
@@ -1519,7 +1480,7 @@
     <w:basedOn w:val="a4"/>
     <w:link w:val="af2"/>
     <w:uiPriority w:val="99"/>
-    <w:rsid w:val="00B0572D"/>
+    <w:rsid w:val="000726E4"/>
     <w:rPr>
       <w:sz w:val="18"/>
       <w:szCs w:val="18"/>
@@ -1531,7 +1492,7 @@
     <w:link w:val="af5"/>
     <w:uiPriority w:val="99"/>
     <w:unhideWhenUsed/>
-    <w:rsid w:val="00B0572D"/>
+    <w:rsid w:val="000726E4"/>
     <w:pPr>
       <w:tabs>
         <w:tab w:val="center" w:pos="4153"/>
@@ -1550,7 +1511,7 @@
     <w:basedOn w:val="a4"/>
     <w:link w:val="af4"/>
     <w:uiPriority w:val="99"/>
-    <w:rsid w:val="00B0572D"/>
+    <w:rsid w:val="000726E4"/>
     <w:rPr>
       <w:sz w:val="18"/>
       <w:szCs w:val="18"/>
@@ -1562,12 +1523,12 @@
     <w:next w:val="af6"/>
     <w:link w:val="af7"/>
     <w:qFormat/>
-    <w:rsid w:val="00F064BB"/>
+    <w:rsid w:val="000726E4"/>
     <w:pPr>
       <w:pageBreakBefore/>
       <w:widowControl/>
       <w:numPr>
-        <w:numId w:val="6"/>
+        <w:numId w:val="12"/>
       </w:numPr>
       <w:spacing w:before="240" w:after="240" w:line="300" w:lineRule="auto"/>
       <w:jc w:val="center"/>
@@ -1585,7 +1546,7 @@
     <w:name w:val="一级标题 字符"/>
     <w:basedOn w:val="a4"/>
     <w:link w:val="a0"/>
-    <w:rsid w:val="00F064BB"/>
+    <w:rsid w:val="000726E4"/>
     <w:rPr>
       <w:rFonts w:ascii="Calibri" w:eastAsia="黑体" w:hAnsi="Calibri" w:cs="Times New Roman"/>
       <w:b/>
@@ -1600,11 +1561,11 @@
     <w:next w:val="a3"/>
     <w:link w:val="af8"/>
     <w:qFormat/>
-    <w:rsid w:val="00303902"/>
-    <w:pPr>
+    <w:rsid w:val="000726E4"/>
+    <w:pPr>
+      <w:pageBreakBefore w:val="0"/>
       <w:numPr>
         <w:ilvl w:val="1"/>
-        <w:numId w:val="3"/>
       </w:numPr>
       <w:jc w:val="left"/>
       <w:outlineLvl w:val="1"/>
@@ -1619,7 +1580,7 @@
     <w:name w:val="二级标题 字符"/>
     <w:basedOn w:val="a4"/>
     <w:link w:val="a1"/>
-    <w:rsid w:val="00303902"/>
+    <w:rsid w:val="000726E4"/>
     <w:rPr>
       <w:rFonts w:ascii="Calibri" w:eastAsia="黑体" w:hAnsi="Calibri" w:cs="Times New Roman"/>
       <w:sz w:val="28"/>
@@ -1629,8 +1590,9 @@
   <w:style w:type="paragraph" w:customStyle="1" w:styleId="af6">
     <w:name w:val="论文正文"/>
     <w:basedOn w:val="a3"/>
-    <w:qFormat/>
-    <w:rsid w:val="00F064BB"/>
+    <w:link w:val="af9"/>
+    <w:qFormat/>
+    <w:rsid w:val="000726E4"/>
     <w:pPr>
       <w:widowControl/>
       <w:spacing w:before="100" w:beforeAutospacing="1" w:after="100" w:afterAutospacing="1" w:line="300" w:lineRule="auto"/>
@@ -1645,13 +1607,12 @@
     <w:name w:val="三级标题"/>
     <w:basedOn w:val="a1"/>
     <w:next w:val="af6"/>
-    <w:link w:val="af9"/>
-    <w:qFormat/>
-    <w:rsid w:val="00303902"/>
+    <w:link w:val="afa"/>
+    <w:qFormat/>
+    <w:rsid w:val="000726E4"/>
     <w:pPr>
       <w:numPr>
         <w:ilvl w:val="2"/>
-        <w:numId w:val="6"/>
       </w:numPr>
       <w:outlineLvl w:val="2"/>
     </w:pPr>
@@ -1663,11 +1624,11 @@
       <w:szCs w:val="24"/>
     </w:rPr>
   </w:style>
-  <w:style w:type="character" w:customStyle="1" w:styleId="af9">
+  <w:style w:type="character" w:customStyle="1" w:styleId="afa">
     <w:name w:val="三级标题 字符"/>
     <w:basedOn w:val="af8"/>
     <w:link w:val="a2"/>
-    <w:rsid w:val="00303902"/>
+    <w:rsid w:val="000726E4"/>
     <w:rPr>
       <w:rFonts w:ascii="仿宋" w:eastAsia="仿宋" w:hAnsi="仿宋" w:cs="Times New Roman"/>
       <w:b/>
@@ -1676,16 +1637,17 @@
       <w:szCs w:val="24"/>
     </w:rPr>
   </w:style>
-  <w:style w:type="paragraph" w:customStyle="1" w:styleId="afa">
+  <w:style w:type="paragraph" w:customStyle="1" w:styleId="afb">
     <w:name w:val="摘要引文"/>
     <w:next w:val="a3"/>
-    <w:link w:val="afb"/>
-    <w:qFormat/>
-    <w:rsid w:val="006D497D"/>
+    <w:link w:val="afc"/>
+    <w:qFormat/>
+    <w:rsid w:val="000726E4"/>
     <w:pPr>
       <w:pageBreakBefore/>
       <w:spacing w:before="240" w:after="240" w:line="300" w:lineRule="auto"/>
       <w:jc w:val="center"/>
+      <w:outlineLvl w:val="0"/>
     </w:pPr>
     <w:rPr>
       <w:rFonts w:ascii="Calibri" w:eastAsia="黑体" w:hAnsi="Calibri" w:cs="Times New Roman"/>
@@ -1693,48 +1655,50 @@
       <w:szCs w:val="44"/>
     </w:rPr>
   </w:style>
-  <w:style w:type="character" w:customStyle="1" w:styleId="afb">
+  <w:style w:type="character" w:customStyle="1" w:styleId="afc">
     <w:name w:val="摘要引文 字符"/>
     <w:basedOn w:val="a4"/>
-    <w:link w:val="afa"/>
-    <w:rsid w:val="006D497D"/>
+    <w:link w:val="afb"/>
+    <w:rsid w:val="000726E4"/>
     <w:rPr>
       <w:rFonts w:ascii="Calibri" w:eastAsia="黑体" w:hAnsi="Calibri" w:cs="Times New Roman"/>
       <w:sz w:val="36"/>
       <w:szCs w:val="44"/>
     </w:rPr>
   </w:style>
-  <w:style w:type="paragraph" w:customStyle="1" w:styleId="afc">
+  <w:style w:type="paragraph" w:customStyle="1" w:styleId="afd">
     <w:name w:val="摘要正文"/>
-    <w:basedOn w:val="afa"/>
-    <w:link w:val="afd"/>
-    <w:qFormat/>
-    <w:rsid w:val="00303902"/>
-    <w:pPr>
+    <w:basedOn w:val="afb"/>
+    <w:link w:val="afe"/>
+    <w:qFormat/>
+    <w:rsid w:val="000726E4"/>
+    <w:pPr>
+      <w:pageBreakBefore w:val="0"/>
       <w:ind w:firstLineChars="200" w:firstLine="200"/>
       <w:jc w:val="left"/>
+      <w:outlineLvl w:val="9"/>
     </w:pPr>
     <w:rPr>
       <w:rFonts w:ascii="Times New Roman" w:eastAsia="宋体" w:hAnsi="Times New Roman"/>
       <w:sz w:val="24"/>
     </w:rPr>
   </w:style>
-  <w:style w:type="character" w:customStyle="1" w:styleId="afd">
+  <w:style w:type="character" w:customStyle="1" w:styleId="afe">
     <w:name w:val="摘要正文 字符"/>
-    <w:basedOn w:val="afb"/>
-    <w:link w:val="afc"/>
-    <w:rsid w:val="00303902"/>
+    <w:basedOn w:val="afc"/>
+    <w:link w:val="afd"/>
+    <w:rsid w:val="000726E4"/>
     <w:rPr>
       <w:rFonts w:ascii="Times New Roman" w:eastAsia="宋体" w:hAnsi="Times New Roman" w:cs="Times New Roman"/>
       <w:sz w:val="24"/>
       <w:szCs w:val="44"/>
     </w:rPr>
   </w:style>
-  <w:style w:type="paragraph" w:customStyle="1" w:styleId="afe">
+  <w:style w:type="paragraph" w:customStyle="1" w:styleId="aff">
     <w:name w:val="中文题名"/>
-    <w:link w:val="aff"/>
-    <w:qFormat/>
-    <w:rsid w:val="00B0572D"/>
+    <w:link w:val="aff0"/>
+    <w:qFormat/>
+    <w:rsid w:val="000726E4"/>
     <w:pPr>
       <w:spacing w:before="460" w:after="460"/>
       <w:jc w:val="center"/>
@@ -1745,32 +1709,32 @@
       <w:szCs w:val="44"/>
     </w:rPr>
   </w:style>
-  <w:style w:type="character" w:customStyle="1" w:styleId="aff">
+  <w:style w:type="character" w:customStyle="1" w:styleId="aff0">
     <w:name w:val="中文题名 字符"/>
     <w:basedOn w:val="a4"/>
-    <w:link w:val="afe"/>
-    <w:rsid w:val="00B0572D"/>
+    <w:link w:val="aff"/>
+    <w:rsid w:val="000726E4"/>
     <w:rPr>
       <w:rFonts w:ascii="Calibri" w:eastAsia="黑体" w:hAnsi="Calibri" w:cs="Times New Roman"/>
       <w:sz w:val="36"/>
       <w:szCs w:val="44"/>
     </w:rPr>
   </w:style>
-  <w:style w:type="paragraph" w:customStyle="1" w:styleId="aff0">
+  <w:style w:type="paragraph" w:customStyle="1" w:styleId="aff1">
     <w:name w:val="英文摘要引题"/>
-    <w:basedOn w:val="afa"/>
-    <w:link w:val="aff1"/>
-    <w:qFormat/>
-    <w:rsid w:val="00F064BB"/>
+    <w:basedOn w:val="afb"/>
+    <w:link w:val="aff2"/>
+    <w:qFormat/>
+    <w:rsid w:val="000726E4"/>
     <w:rPr>
       <w:rFonts w:ascii="Times New Roman" w:hAnsi="Times New Roman"/>
       <w:b/>
     </w:rPr>
   </w:style>
-  <w:style w:type="character" w:customStyle="1" w:styleId="aff1">
+  <w:style w:type="character" w:customStyle="1" w:styleId="aff2">
     <w:name w:val="英文摘要引题 字符"/>
-    <w:link w:val="aff0"/>
-    <w:rsid w:val="00F064BB"/>
+    <w:link w:val="aff1"/>
+    <w:rsid w:val="000726E4"/>
     <w:rPr>
       <w:rFonts w:ascii="Times New Roman" w:eastAsia="黑体" w:hAnsi="Times New Roman" w:cs="Times New Roman"/>
       <w:b/>
@@ -1778,61 +1742,64 @@
       <w:szCs w:val="44"/>
     </w:rPr>
   </w:style>
-  <w:style w:type="paragraph" w:styleId="aff2">
+  <w:style w:type="paragraph" w:styleId="aff3">
     <w:name w:val="footnote text"/>
     <w:basedOn w:val="a3"/>
+    <w:link w:val="aff4"/>
+    <w:uiPriority w:val="99"/>
+    <w:semiHidden/>
+    <w:unhideWhenUsed/>
+    <w:rsid w:val="000726E4"/>
+    <w:pPr>
+      <w:snapToGrid w:val="0"/>
+      <w:jc w:val="left"/>
+    </w:pPr>
+    <w:rPr>
+      <w:sz w:val="18"/>
+      <w:szCs w:val="18"/>
+    </w:rPr>
+  </w:style>
+  <w:style w:type="character" w:customStyle="1" w:styleId="aff4">
+    <w:name w:val="脚注文本 字符"/>
+    <w:basedOn w:val="a4"/>
     <w:link w:val="aff3"/>
     <w:uiPriority w:val="99"/>
     <w:semiHidden/>
-    <w:unhideWhenUsed/>
-    <w:rsid w:val="009354C8"/>
-    <w:pPr>
-      <w:snapToGrid w:val="0"/>
-      <w:jc w:val="left"/>
-    </w:pPr>
+    <w:rsid w:val="000726E4"/>
     <w:rPr>
       <w:sz w:val="18"/>
       <w:szCs w:val="18"/>
     </w:rPr>
   </w:style>
-  <w:style w:type="character" w:customStyle="1" w:styleId="aff3">
-    <w:name w:val="脚注文本 字符"/>
-    <w:basedOn w:val="a4"/>
-    <w:link w:val="aff2"/>
-    <w:uiPriority w:val="99"/>
-    <w:semiHidden/>
-    <w:rsid w:val="009354C8"/>
-    <w:rPr>
-      <w:sz w:val="18"/>
-      <w:szCs w:val="18"/>
-    </w:rPr>
-  </w:style>
-  <w:style w:type="paragraph" w:customStyle="1" w:styleId="aff4">
+  <w:style w:type="paragraph" w:customStyle="1" w:styleId="aff5">
     <w:name w:val="英文摘要内容"/>
-    <w:basedOn w:val="afc"/>
+    <w:basedOn w:val="afd"/>
+    <w:link w:val="aff6"/>
+    <w:qFormat/>
+    <w:rsid w:val="000726E4"/>
+    <w:rPr>
+      <w:b/>
+    </w:rPr>
+  </w:style>
+  <w:style w:type="character" w:customStyle="1" w:styleId="aff6">
+    <w:name w:val="英文摘要内容 字符"/>
+    <w:basedOn w:val="aff2"/>
     <w:link w:val="aff5"/>
-    <w:qFormat/>
-    <w:rsid w:val="009354C8"/>
-  </w:style>
-  <w:style w:type="character" w:customStyle="1" w:styleId="aff5">
-    <w:name w:val="英文摘要内容 字符"/>
-    <w:basedOn w:val="aff1"/>
-    <w:link w:val="aff4"/>
-    <w:rsid w:val="00F064BB"/>
+    <w:rsid w:val="000726E4"/>
     <w:rPr>
       <w:rFonts w:ascii="Times New Roman" w:eastAsia="宋体" w:hAnsi="Times New Roman" w:cs="Times New Roman"/>
-      <w:b w:val="0"/>
+      <w:b/>
       <w:sz w:val="24"/>
       <w:szCs w:val="44"/>
     </w:rPr>
   </w:style>
-  <w:style w:type="paragraph" w:customStyle="1" w:styleId="aff6">
+  <w:style w:type="paragraph" w:customStyle="1" w:styleId="aff7">
     <w:name w:val="英文作者姓名"/>
     <w:basedOn w:val="a3"/>
-    <w:next w:val="aff7"/>
-    <w:link w:val="aff8"/>
-    <w:qFormat/>
-    <w:rsid w:val="009354C8"/>
+    <w:next w:val="aff8"/>
+    <w:link w:val="aff9"/>
+    <w:qFormat/>
+    <w:rsid w:val="000726E4"/>
     <w:pPr>
       <w:widowControl/>
       <w:jc w:val="center"/>
@@ -1842,29 +1809,29 @@
       <w:szCs w:val="44"/>
     </w:rPr>
   </w:style>
-  <w:style w:type="character" w:customStyle="1" w:styleId="aff8">
+  <w:style w:type="character" w:customStyle="1" w:styleId="aff9">
     <w:name w:val="英文作者姓名 字符"/>
-    <w:link w:val="aff6"/>
-    <w:rsid w:val="009354C8"/>
+    <w:link w:val="aff7"/>
+    <w:rsid w:val="000726E4"/>
     <w:rPr>
       <w:rFonts w:ascii="Calibri" w:eastAsia="宋体" w:hAnsi="Calibri" w:cs="Times New Roman"/>
       <w:szCs w:val="44"/>
     </w:rPr>
   </w:style>
-  <w:style w:type="paragraph" w:styleId="aff7">
+  <w:style w:type="paragraph" w:styleId="aff8">
     <w:name w:val="No Spacing"/>
     <w:uiPriority w:val="1"/>
-    <w:rsid w:val="009354C8"/>
+    <w:rsid w:val="000726E4"/>
     <w:pPr>
       <w:widowControl w:val="0"/>
       <w:jc w:val="both"/>
     </w:pPr>
   </w:style>
-  <w:style w:type="paragraph" w:customStyle="1" w:styleId="aff9">
+  <w:style w:type="paragraph" w:customStyle="1" w:styleId="affa">
     <w:name w:val="中文作者姓名"/>
-    <w:link w:val="affa"/>
-    <w:qFormat/>
-    <w:rsid w:val="009354C8"/>
+    <w:link w:val="affb"/>
+    <w:qFormat/>
+    <w:rsid w:val="000726E4"/>
     <w:pPr>
       <w:jc w:val="center"/>
     </w:pPr>
@@ -1874,21 +1841,21 @@
       <w:szCs w:val="44"/>
     </w:rPr>
   </w:style>
-  <w:style w:type="character" w:customStyle="1" w:styleId="affa">
+  <w:style w:type="character" w:customStyle="1" w:styleId="affb">
     <w:name w:val="中文作者姓名 字符"/>
-    <w:link w:val="aff9"/>
-    <w:rsid w:val="009354C8"/>
+    <w:link w:val="affa"/>
+    <w:rsid w:val="000726E4"/>
     <w:rPr>
       <w:rFonts w:ascii="Calibri" w:eastAsia="楷体" w:hAnsi="Calibri" w:cs="Times New Roman"/>
       <w:sz w:val="24"/>
       <w:szCs w:val="44"/>
     </w:rPr>
   </w:style>
-  <w:style w:type="paragraph" w:customStyle="1" w:styleId="affb">
+  <w:style w:type="paragraph" w:customStyle="1" w:styleId="affc">
     <w:name w:val="图注"/>
-    <w:link w:val="affc"/>
-    <w:qFormat/>
-    <w:rsid w:val="00F064BB"/>
+    <w:link w:val="affd"/>
+    <w:qFormat/>
+    <w:rsid w:val="000726E4"/>
     <w:pPr>
       <w:jc w:val="center"/>
     </w:pPr>
@@ -1897,21 +1864,21 @@
       <w:szCs w:val="24"/>
     </w:rPr>
   </w:style>
-  <w:style w:type="character" w:customStyle="1" w:styleId="affc">
+  <w:style w:type="character" w:customStyle="1" w:styleId="affd">
     <w:name w:val="图注 字符"/>
     <w:basedOn w:val="a4"/>
-    <w:link w:val="affb"/>
-    <w:rsid w:val="00F064BB"/>
+    <w:link w:val="affc"/>
+    <w:rsid w:val="000726E4"/>
     <w:rPr>
       <w:rFonts w:ascii="Times New Roman" w:eastAsia="宋体" w:hAnsi="Times New Roman" w:cs="Times New Roman"/>
       <w:szCs w:val="24"/>
     </w:rPr>
   </w:style>
-  <w:style w:type="paragraph" w:customStyle="1" w:styleId="affd">
+  <w:style w:type="paragraph" w:customStyle="1" w:styleId="affe">
     <w:name w:val="英文题名"/>
-    <w:link w:val="affe"/>
-    <w:qFormat/>
-    <w:rsid w:val="009354C8"/>
+    <w:link w:val="afff"/>
+    <w:qFormat/>
+    <w:rsid w:val="000726E4"/>
     <w:pPr>
       <w:jc w:val="center"/>
     </w:pPr>
@@ -1921,86 +1888,202 @@
       <w:szCs w:val="44"/>
     </w:rPr>
   </w:style>
-  <w:style w:type="character" w:customStyle="1" w:styleId="affe">
+  <w:style w:type="character" w:customStyle="1" w:styleId="afff">
     <w:name w:val="英文题名 字符"/>
-    <w:link w:val="affd"/>
-    <w:rsid w:val="009354C8"/>
+    <w:link w:val="affe"/>
+    <w:rsid w:val="000726E4"/>
     <w:rPr>
       <w:rFonts w:ascii="Calibri" w:eastAsia="黑体" w:hAnsi="Calibri" w:cs="Times New Roman"/>
       <w:sz w:val="28"/>
       <w:szCs w:val="44"/>
     </w:rPr>
   </w:style>
-  <w:style w:type="paragraph" w:customStyle="1" w:styleId="afff">
+  <w:style w:type="paragraph" w:customStyle="1" w:styleId="afff0">
     <w:name w:val="页眉标题"/>
     <w:basedOn w:val="a3"/>
+    <w:link w:val="afff1"/>
+    <w:qFormat/>
+    <w:rsid w:val="000726E4"/>
+    <w:pPr>
+      <w:jc w:val="left"/>
+    </w:pPr>
+    <w:rPr>
+      <w:rFonts w:ascii="Times New Roman" w:eastAsia="宋体" w:hAnsi="Times New Roman" w:cs="宋体"/>
+    </w:rPr>
+  </w:style>
+  <w:style w:type="character" w:customStyle="1" w:styleId="afff1">
+    <w:name w:val="页眉标题 字符"/>
+    <w:basedOn w:val="a4"/>
     <w:link w:val="afff0"/>
-    <w:qFormat/>
-    <w:rsid w:val="00473ABD"/>
-    <w:pPr>
-      <w:jc w:val="left"/>
-    </w:pPr>
+    <w:rsid w:val="000726E4"/>
     <w:rPr>
       <w:rFonts w:ascii="Times New Roman" w:eastAsia="宋体" w:hAnsi="Times New Roman" w:cs="宋体"/>
     </w:rPr>
   </w:style>
-  <w:style w:type="character" w:customStyle="1" w:styleId="afff0">
-    <w:name w:val="页眉标题 字符"/>
-    <w:basedOn w:val="a4"/>
-    <w:link w:val="afff"/>
-    <w:rsid w:val="00473ABD"/>
-    <w:rPr>
-      <w:rFonts w:ascii="Times New Roman" w:eastAsia="宋体" w:hAnsi="Times New Roman" w:cs="宋体"/>
-    </w:rPr>
-  </w:style>
-  <w:style w:type="paragraph" w:customStyle="1" w:styleId="afff1">
+  <w:style w:type="paragraph" w:customStyle="1" w:styleId="afff2">
     <w:name w:val="表名"/>
-    <w:basedOn w:val="affb"/>
+    <w:basedOn w:val="affc"/>
+    <w:link w:val="afff3"/>
+    <w:qFormat/>
+    <w:rsid w:val="000726E4"/>
+    <w:rPr>
+      <w:b/>
+      <w:sz w:val="18"/>
+    </w:rPr>
+  </w:style>
+  <w:style w:type="character" w:customStyle="1" w:styleId="afff3">
+    <w:name w:val="表名 字符"/>
+    <w:basedOn w:val="afc"/>
     <w:link w:val="afff2"/>
-    <w:qFormat/>
-    <w:rsid w:val="00F064BB"/>
-    <w:rPr>
-      <w:b/>
-    </w:rPr>
-  </w:style>
-  <w:style w:type="character" w:customStyle="1" w:styleId="afff2">
-    <w:name w:val="表名 字符"/>
-    <w:basedOn w:val="afb"/>
-    <w:link w:val="afff1"/>
-    <w:rsid w:val="00F064BB"/>
+    <w:rsid w:val="000726E4"/>
     <w:rPr>
       <w:rFonts w:ascii="Times New Roman" w:eastAsia="宋体" w:hAnsi="Times New Roman" w:cs="Times New Roman"/>
       <w:b/>
-      <w:sz w:val="36"/>
+      <w:sz w:val="18"/>
       <w:szCs w:val="24"/>
     </w:rPr>
   </w:style>
   <w:style w:type="paragraph" w:customStyle="1" w:styleId="a">
     <w:name w:val="参考文献"/>
     <w:basedOn w:val="a3"/>
-    <w:link w:val="afff3"/>
-    <w:qFormat/>
-    <w:rsid w:val="006D497D"/>
+    <w:link w:val="afff4"/>
+    <w:qFormat/>
+    <w:rsid w:val="000726E4"/>
     <w:pPr>
       <w:numPr>
-        <w:numId w:val="8"/>
+        <w:numId w:val="9"/>
       </w:numPr>
       <w:spacing w:line="300" w:lineRule="auto"/>
-      <w:ind w:left="0" w:firstLineChars="200" w:firstLine="200"/>
+      <w:ind w:firstLineChars="200"/>
     </w:pPr>
     <w:rPr>
       <w:rFonts w:eastAsia="宋体"/>
       <w:sz w:val="24"/>
     </w:rPr>
   </w:style>
-  <w:style w:type="character" w:customStyle="1" w:styleId="afff3">
+  <w:style w:type="character" w:customStyle="1" w:styleId="afff4">
     <w:name w:val="参考文献 字符"/>
     <w:basedOn w:val="a4"/>
     <w:link w:val="a"/>
-    <w:rsid w:val="006D497D"/>
+    <w:rsid w:val="000726E4"/>
     <w:rPr>
       <w:rFonts w:eastAsia="宋体"/>
       <w:sz w:val="24"/>
+    </w:rPr>
+  </w:style>
+  <w:style w:type="paragraph" w:customStyle="1" w:styleId="afff5">
+    <w:name w:val="非正文章节"/>
+    <w:basedOn w:val="a0"/>
+    <w:link w:val="afff6"/>
+    <w:qFormat/>
+    <w:rsid w:val="000726E4"/>
+    <w:pPr>
+      <w:numPr>
+        <w:numId w:val="0"/>
+      </w:numPr>
+    </w:pPr>
+    <w:rPr>
+      <w:rFonts w:ascii="Times New Roman" w:hAnsi="Times New Roman"/>
+      <w:b w:val="0"/>
+    </w:rPr>
+  </w:style>
+  <w:style w:type="character" w:customStyle="1" w:styleId="afff6">
+    <w:name w:val="非正文章节 字符"/>
+    <w:basedOn w:val="a4"/>
+    <w:link w:val="afff5"/>
+    <w:rsid w:val="000726E4"/>
+    <w:rPr>
+      <w:rFonts w:ascii="Times New Roman" w:eastAsia="黑体" w:hAnsi="Times New Roman" w:cs="Times New Roman"/>
+      <w:bCs/>
+      <w:sz w:val="36"/>
+      <w:szCs w:val="28"/>
+    </w:rPr>
+  </w:style>
+  <w:style w:type="character" w:customStyle="1" w:styleId="af9">
+    <w:name w:val="论文正文 字符"/>
+    <w:basedOn w:val="a4"/>
+    <w:link w:val="af6"/>
+    <w:rsid w:val="000726E4"/>
+    <w:rPr>
+      <w:rFonts w:ascii="宋体" w:eastAsia="宋体" w:hAnsi="宋体" w:cs="Times New Roman"/>
+      <w:sz w:val="24"/>
+    </w:rPr>
+  </w:style>
+  <w:style w:type="paragraph" w:customStyle="1" w:styleId="afff7">
+    <w:name w:val="关键词引文"/>
+    <w:basedOn w:val="af6"/>
+    <w:link w:val="afff8"/>
+    <w:qFormat/>
+    <w:rsid w:val="000726E4"/>
+    <w:pPr>
+      <w:ind w:firstLineChars="0" w:firstLine="0"/>
+    </w:pPr>
+    <w:rPr>
+      <w:rFonts w:eastAsia="黑体"/>
+    </w:rPr>
+  </w:style>
+  <w:style w:type="character" w:customStyle="1" w:styleId="afff8">
+    <w:name w:val="关键词引文 字符"/>
+    <w:basedOn w:val="af9"/>
+    <w:link w:val="afff7"/>
+    <w:rsid w:val="000726E4"/>
+    <w:rPr>
+      <w:rFonts w:ascii="宋体" w:eastAsia="黑体" w:hAnsi="宋体" w:cs="Times New Roman"/>
+      <w:sz w:val="24"/>
+    </w:rPr>
+  </w:style>
+  <w:style w:type="paragraph" w:customStyle="1" w:styleId="afff9">
+    <w:name w:val="关键词"/>
+    <w:basedOn w:val="afff7"/>
+    <w:link w:val="afffa"/>
+    <w:qFormat/>
+    <w:rsid w:val="000726E4"/>
+    <w:rPr>
+      <w:rFonts w:eastAsia="宋体"/>
+    </w:rPr>
+  </w:style>
+  <w:style w:type="character" w:customStyle="1" w:styleId="afffa">
+    <w:name w:val="关键词 字符"/>
+    <w:basedOn w:val="afff8"/>
+    <w:link w:val="afff9"/>
+    <w:rsid w:val="000726E4"/>
+    <w:rPr>
+      <w:rFonts w:ascii="宋体" w:eastAsia="宋体" w:hAnsi="宋体" w:cs="Times New Roman"/>
+      <w:sz w:val="24"/>
+    </w:rPr>
+  </w:style>
+  <w:style w:type="paragraph" w:styleId="afffb">
+    <w:name w:val="Body Text"/>
+    <w:basedOn w:val="a3"/>
+    <w:link w:val="afffc"/>
+    <w:uiPriority w:val="99"/>
+    <w:unhideWhenUsed/>
+    <w:rsid w:val="000726E4"/>
+    <w:pPr>
+      <w:widowControl/>
+      <w:spacing w:after="120" w:line="324" w:lineRule="auto"/>
+      <w:jc w:val="left"/>
+    </w:pPr>
+    <w:rPr>
+      <w:rFonts w:ascii="Times New Roman" w:eastAsia="宋体" w:hAnsi="Times New Roman"/>
+      <w:kern w:val="0"/>
+      <w:sz w:val="22"/>
+      <w:szCs w:val="22"/>
+      <w:lang w:eastAsia="en-US"/>
+    </w:rPr>
+  </w:style>
+  <w:style w:type="character" w:customStyle="1" w:styleId="afffc">
+    <w:name w:val="正文文本 字符"/>
+    <w:basedOn w:val="a4"/>
+    <w:link w:val="afffb"/>
+    <w:uiPriority w:val="99"/>
+    <w:rsid w:val="000726E4"/>
+    <w:rPr>
+      <w:rFonts w:ascii="Times New Roman" w:eastAsia="宋体" w:hAnsi="Times New Roman"/>
+      <w:kern w:val="0"/>
+      <w:sz w:val="22"/>
+      <w:szCs w:val="22"/>
+      <w:lang w:eastAsia="en-US"/>
     </w:rPr>
   </w:style>
 </w:styles>
